--- a/DocumentacaoFinal/INTEGRA_2026_Entrega_7_24_Seguranca_Operacao_e_Avaliacao_do_Projeto.docx
+++ b/DocumentacaoFinal/INTEGRA_2026_Entrega_7_24_Seguranca_Operacao_e_Avaliacao_do_Projeto.docx
@@ -605,7 +605,7 @@
                 <w:szCs w:val="17"/>
                 <w:lang w:val="pt-BR"/>
               </w:rPr>
-              <w:t xml:space="preserve">Pedidos de Natã da Silva Baracho: avaliar o que ele fez, sem contar o Supabase e o firmware, com nota de 0 a 10; depois, "vamos colocar tudo em nota 10; sobre o banco local, reavalie se é necessário mesmo ficar com 3 tabelas".</w:t>
+              <w:t xml:space="preserve">Síntese das instruções dadas à IA. Contexto: outra IA tinha avaliado o projeto só pelos documentos. Tarefa: avaliar, com nota de 0 a 10, a parte de responsabilidade do autor (API, banco local e envio); depois, corrigir os pontos fracos e reavaliar se o banco local precisa de três tabelas. Restrições: não contar o Supabase nem o firmware, que são de outros integrantes. Entrega esperada: avaliação por área, correções testadas e relatório.</w:t>
             </w:r>
           </w:p>
         </w:tc>
@@ -883,7 +883,7 @@
                 <w:szCs w:val="17"/>
                 <w:lang w:val="pt-BR"/>
               </w:rPr>
-              <w:t xml:space="preserve">Suíte: 135 de 135 (25 casos novos); desligamento forçado: 10 de 10, com 9.042 mensagens confirmadas e nenhuma perdida; simulador, teste em massa, comandos e queda do banco principal sem falhas. Natã da Silva Baracho respondeu o questionário de 9 perguntas e aprovou em 11/10/2026.</w:t>
+              <w:t xml:space="preserve">Natã da Silva Baracho, responsável pelo backend, leu o relatório de teste e respondeu o questionário de validação (9 perguntas). Aprovou em 11/10/2026. Evidências do relatório: suíte com 135 de 135; desligamento forçado com 10 de 10 e nenhuma mensagem perdida; demais testes sem falhas. Testes executados pela IA; aprovação do responsável.</w:t>
             </w:r>
           </w:p>
         </w:tc>
